--- a/cpp/Paradygmaty_programowania/Zadania/Lab07/Sprawozdanie.docx
+++ b/cpp/Paradygmaty_programowania/Zadania/Lab07/Sprawozdanie.docx
@@ -5,12 +5,477 @@
     <w:p>
       <w:pPr>
         <w:pStyle w:val="Normal"/>
-        <w:bidi w:val="0"/>
-        <w:jc w:val="start"/>
-        <w:rPr/>
-      </w:pPr>
-      <w:r>
-        <w:rPr/>
+        <w:numPr>
+          <w:ilvl w:val="0"/>
+          <w:numId w:val="1"/>
+        </w:numPr>
+        <w:bidi w:val="0"/>
+        <w:jc w:val="start"/>
+        <w:rPr/>
+      </w:pPr>
+      <w:r>
+        <w:rPr>
+          <w:b/>
+          <w:bCs/>
+        </w:rPr>
+        <w:t>P:Jakie klasy zostały zaprojektowane i jakie odpowiedzialności pełni każda z nich?</w:t>
+      </w:r>
+      <w:r>
+        <w:rPr/>
+        <w:br/>
+        <w:t xml:space="preserve">O: W projekcie zaimplementowano klasę bazową Pracownik, która przechowuje dane wspólne(imię,nazwisko,ID), definiuje ona również interfejs, który jest potem wykorzystywany jako interfejs polimorficzny. </w:t>
+      </w:r>
+    </w:p>
+    <w:p>
+      <w:pPr>
+        <w:pStyle w:val="Normal"/>
+        <w:numPr>
+          <w:ilvl w:val="0"/>
+          <w:numId w:val="0"/>
+        </w:numPr>
+        <w:bidi w:val="0"/>
+        <w:ind w:hanging="0" w:start="720"/>
+        <w:jc w:val="start"/>
+        <w:rPr/>
+      </w:pPr>
+      <w:r>
+        <w:rPr/>
+        <w:t xml:space="preserve">Klasy pochodne: </w:t>
+      </w:r>
+    </w:p>
+    <w:p>
+      <w:pPr>
+        <w:pStyle w:val="Normal"/>
+        <w:numPr>
+          <w:ilvl w:val="5"/>
+          <w:numId w:val="2"/>
+        </w:numPr>
+        <w:bidi w:val="0"/>
+        <w:jc w:val="start"/>
+        <w:rPr/>
+      </w:pPr>
+      <w:r>
+        <w:rPr/>
+        <w:t>PracownikEtatowy(pensja stała)</w:t>
+      </w:r>
+    </w:p>
+    <w:p>
+      <w:pPr>
+        <w:pStyle w:val="Normal"/>
+        <w:numPr>
+          <w:ilvl w:val="5"/>
+          <w:numId w:val="2"/>
+        </w:numPr>
+        <w:bidi w:val="0"/>
+        <w:jc w:val="start"/>
+        <w:rPr/>
+      </w:pPr>
+      <w:r>
+        <w:rPr/>
+        <w:t>PracownikGodzinowy(wyliczanie pensji na podstawie stawki I godzin)</w:t>
+      </w:r>
+    </w:p>
+    <w:p>
+      <w:pPr>
+        <w:pStyle w:val="Normal"/>
+        <w:numPr>
+          <w:ilvl w:val="5"/>
+          <w:numId w:val="2"/>
+        </w:numPr>
+        <w:bidi w:val="0"/>
+        <w:jc w:val="start"/>
+        <w:rPr/>
+      </w:pPr>
+      <w:r>
+        <w:rPr/>
+        <w:t>PracownikProwizyjny(obliczanie wynagrodzenia jako procent od sprzedaży)</w:t>
+      </w:r>
+    </w:p>
+    <w:p>
+      <w:pPr>
+        <w:pStyle w:val="Normal"/>
+        <w:numPr>
+          <w:ilvl w:val="0"/>
+          <w:numId w:val="1"/>
+        </w:numPr>
+        <w:bidi w:val="0"/>
+        <w:jc w:val="start"/>
+        <w:rPr/>
+      </w:pPr>
+      <w:r>
+        <w:rPr>
+          <w:b/>
+          <w:bCs/>
+        </w:rPr>
+        <w:t>P:Jakie cechy są wspólne dla wszystkich pracowników, a jakie różnią klasy pochodne?</w:t>
+      </w:r>
+      <w:r>
+        <w:rPr/>
+        <w:br/>
+        <w:t xml:space="preserve">O: </w:t>
+      </w:r>
+    </w:p>
+    <w:p>
+      <w:pPr>
+        <w:pStyle w:val="Normal"/>
+        <w:numPr>
+          <w:ilvl w:val="0"/>
+          <w:numId w:val="0"/>
+        </w:numPr>
+        <w:bidi w:val="0"/>
+        <w:ind w:hanging="0" w:start="1080"/>
+        <w:jc w:val="start"/>
+        <w:rPr/>
+      </w:pPr>
+      <w:r>
+        <w:rPr/>
+        <w:t>Wspólne:</w:t>
+      </w:r>
+    </w:p>
+    <w:p>
+      <w:pPr>
+        <w:pStyle w:val="Normal"/>
+        <w:numPr>
+          <w:ilvl w:val="5"/>
+          <w:numId w:val="3"/>
+        </w:numPr>
+        <w:bidi w:val="0"/>
+        <w:jc w:val="start"/>
+        <w:rPr/>
+      </w:pPr>
+      <w:r>
+        <w:rPr/>
+        <w:t>imię</w:t>
+      </w:r>
+    </w:p>
+    <w:p>
+      <w:pPr>
+        <w:pStyle w:val="Normal"/>
+        <w:numPr>
+          <w:ilvl w:val="5"/>
+          <w:numId w:val="3"/>
+        </w:numPr>
+        <w:bidi w:val="0"/>
+        <w:jc w:val="start"/>
+        <w:rPr/>
+      </w:pPr>
+      <w:r>
+        <w:rPr/>
+        <w:t>nazwisko</w:t>
+      </w:r>
+    </w:p>
+    <w:p>
+      <w:pPr>
+        <w:pStyle w:val="Normal"/>
+        <w:numPr>
+          <w:ilvl w:val="5"/>
+          <w:numId w:val="3"/>
+        </w:numPr>
+        <w:bidi w:val="0"/>
+        <w:jc w:val="start"/>
+        <w:rPr/>
+      </w:pPr>
+      <w:r>
+        <w:rPr/>
+        <w:t>identyfikator[id]</w:t>
+      </w:r>
+    </w:p>
+    <w:p>
+      <w:pPr>
+        <w:pStyle w:val="Normal"/>
+        <w:numPr>
+          <w:ilvl w:val="5"/>
+          <w:numId w:val="3"/>
+        </w:numPr>
+        <w:bidi w:val="0"/>
+        <w:jc w:val="start"/>
+        <w:rPr/>
+      </w:pPr>
+      <w:r>
+        <w:rPr/>
+        <w:t>funkcjonalność obliczania pensja I wyświetlania danych</w:t>
+      </w:r>
+    </w:p>
+    <w:p>
+      <w:pPr>
+        <w:pStyle w:val="Normal"/>
+        <w:bidi w:val="0"/>
+        <w:jc w:val="start"/>
+        <w:rPr/>
+      </w:pPr>
+      <w:r>
+        <w:rPr/>
+        <w:tab/>
+        <w:t xml:space="preserve">       Różnice:</w:t>
+      </w:r>
+    </w:p>
+    <w:p>
+      <w:pPr>
+        <w:pStyle w:val="Normal"/>
+        <w:numPr>
+          <w:ilvl w:val="3"/>
+          <w:numId w:val="4"/>
+        </w:numPr>
+        <w:bidi w:val="0"/>
+        <w:jc w:val="start"/>
+        <w:rPr/>
+      </w:pPr>
+      <w:r>
+        <w:rPr/>
+        <w:t>Parametry wejściowe do obliczeń dla różnych typów pracowników</w:t>
+      </w:r>
+    </w:p>
+    <w:p>
+      <w:pPr>
+        <w:pStyle w:val="Normal"/>
+        <w:numPr>
+          <w:ilvl w:val="3"/>
+          <w:numId w:val="4"/>
+        </w:numPr>
+        <w:bidi w:val="0"/>
+        <w:jc w:val="start"/>
+        <w:rPr/>
+      </w:pPr>
+      <w:r>
+        <w:rPr/>
+        <w:t xml:space="preserve">Logika matemtyczna w metodzie </w:t>
+      </w:r>
+      <w:r>
+        <w:rPr>
+          <w:b/>
+          <w:bCs/>
+        </w:rPr>
+        <w:t>obliczPensje()</w:t>
+      </w:r>
+    </w:p>
+    <w:p>
+      <w:pPr>
+        <w:pStyle w:val="Normal"/>
+        <w:numPr>
+          <w:ilvl w:val="0"/>
+          <w:numId w:val="1"/>
+        </w:numPr>
+        <w:bidi w:val="0"/>
+        <w:jc w:val="start"/>
+        <w:rPr/>
+      </w:pPr>
+      <w:r>
+        <w:rPr/>
+        <w:t>P:Które pola w projekcie zostały ukryte jako private i dlaczego?</w:t>
+        <w:br/>
+        <w:t>O: Wszystkie pola przechowujące stan(imię,nazwisko etc.) są prywatne.</w:t>
+      </w:r>
+    </w:p>
+    <w:p>
+      <w:pPr>
+        <w:pStyle w:val="Normal"/>
+        <w:numPr>
+          <w:ilvl w:val="0"/>
+          <w:numId w:val="0"/>
+        </w:numPr>
+        <w:bidi w:val="0"/>
+        <w:ind w:hanging="0" w:start="720"/>
+        <w:jc w:val="start"/>
+        <w:rPr/>
+      </w:pPr>
+      <w:r>
+        <w:rPr/>
+        <w:t xml:space="preserve">Cel takiego działania polega na ograniczyć modyfikacje danych do dostępu przez konstruktory I settery, co zapewnia kontrolę nad poprawnością danych(hermetyzacja danych) </w:t>
+      </w:r>
+    </w:p>
+    <w:p>
+      <w:pPr>
+        <w:pStyle w:val="Normal"/>
+        <w:numPr>
+          <w:ilvl w:val="0"/>
+          <w:numId w:val="1"/>
+        </w:numPr>
+        <w:bidi w:val="0"/>
+        <w:jc w:val="start"/>
+        <w:rPr/>
+      </w:pPr>
+      <w:r>
+        <w:rPr/>
+        <w:t>P:W jaki sposób program zabezpiecza obiekty przed ustawieniem niepoprawnych danych, na przykład ujemnej pensji, liczby godzin lub prowizji?</w:t>
+        <w:br/>
+        <w:t>O:</w:t>
+      </w:r>
+    </w:p>
+    <w:p>
+      <w:pPr>
+        <w:pStyle w:val="Normal"/>
+        <w:numPr>
+          <w:ilvl w:val="0"/>
+          <w:numId w:val="1"/>
+        </w:numPr>
+        <w:bidi w:val="0"/>
+        <w:jc w:val="start"/>
+        <w:rPr/>
+      </w:pPr>
+      <w:r>
+        <w:rPr/>
+        <w:t>P:Na czym w tym projekcie polega praktyczne zastosowanie hermetyzacji?</w:t>
+      </w:r>
+    </w:p>
+    <w:p>
+      <w:pPr>
+        <w:pStyle w:val="Normal"/>
+        <w:numPr>
+          <w:ilvl w:val="0"/>
+          <w:numId w:val="0"/>
+        </w:numPr>
+        <w:bidi w:val="0"/>
+        <w:ind w:hanging="0" w:start="720"/>
+        <w:jc w:val="start"/>
+        <w:rPr/>
+      </w:pPr>
+      <w:r>
+        <w:rPr/>
+        <w:t>O:</w:t>
+      </w:r>
+    </w:p>
+    <w:p>
+      <w:pPr>
+        <w:pStyle w:val="Normal"/>
+        <w:numPr>
+          <w:ilvl w:val="0"/>
+          <w:numId w:val="1"/>
+        </w:numPr>
+        <w:bidi w:val="0"/>
+        <w:jc w:val="start"/>
+        <w:rPr/>
+      </w:pPr>
+      <w:r>
+        <w:rPr/>
+        <w:t>P:Jakie elementy klasy bazowej zostały odziedziczone przez klasy pochodne?</w:t>
+        <w:br/>
+        <w:t>O:</w:t>
+      </w:r>
+    </w:p>
+    <w:p>
+      <w:pPr>
+        <w:pStyle w:val="Normal"/>
+        <w:numPr>
+          <w:ilvl w:val="0"/>
+          <w:numId w:val="1"/>
+        </w:numPr>
+        <w:bidi w:val="0"/>
+        <w:jc w:val="start"/>
+        <w:rPr/>
+      </w:pPr>
+      <w:r>
+        <w:rPr/>
+        <w:t>P:Jakie zalety dało użycie dziedziczenia w tym projekcie?</w:t>
+        <w:br/>
+        <w:t>O:</w:t>
+      </w:r>
+    </w:p>
+    <w:p>
+      <w:pPr>
+        <w:pStyle w:val="Normal"/>
+        <w:numPr>
+          <w:ilvl w:val="0"/>
+          <w:numId w:val="1"/>
+        </w:numPr>
+        <w:bidi w:val="0"/>
+        <w:jc w:val="start"/>
+        <w:rPr/>
+      </w:pPr>
+      <w:r>
+        <w:rPr/>
+        <w:t>P:Czy ten program dałoby się napisać bez dziedziczenia? Jeśli tak, to czym różniłoby się takie rozwiązanie?</w:t>
+        <w:br/>
+        <w:t>O:</w:t>
+      </w:r>
+    </w:p>
+    <w:p>
+      <w:pPr>
+        <w:pStyle w:val="Normal"/>
+        <w:numPr>
+          <w:ilvl w:val="0"/>
+          <w:numId w:val="1"/>
+        </w:numPr>
+        <w:bidi w:val="0"/>
+        <w:jc w:val="start"/>
+        <w:rPr/>
+      </w:pPr>
+      <w:r>
+        <w:rPr/>
+        <w:t>P:Które metody zostały zadeklarowane jako wirtualne i dlaczego?</w:t>
+        <w:br/>
+        <w:t>O:</w:t>
+      </w:r>
+    </w:p>
+    <w:p>
+      <w:pPr>
+        <w:pStyle w:val="Normal"/>
+        <w:numPr>
+          <w:ilvl w:val="0"/>
+          <w:numId w:val="1"/>
+        </w:numPr>
+        <w:bidi w:val="0"/>
+        <w:jc w:val="start"/>
+        <w:rPr/>
+      </w:pPr>
+      <w:r>
+        <w:rPr/>
+        <w:t>P:W jaki sposób program wykorzystuje polimorfizm dynamiczny?</w:t>
+        <w:br/>
+        <w:t>O:</w:t>
+      </w:r>
+    </w:p>
+    <w:p>
+      <w:pPr>
+        <w:pStyle w:val="Normal"/>
+        <w:numPr>
+          <w:ilvl w:val="0"/>
+          <w:numId w:val="1"/>
+        </w:numPr>
+        <w:bidi w:val="0"/>
+        <w:jc w:val="start"/>
+        <w:rPr/>
+      </w:pPr>
+      <w:r>
+        <w:rPr/>
+        <w:t>P:Co się stanie, jeśli metoda obliczPensje() nie będzie wirtualna?</w:t>
+        <w:br/>
+        <w:t>O:</w:t>
+      </w:r>
+    </w:p>
+    <w:p>
+      <w:pPr>
+        <w:pStyle w:val="Normal"/>
+        <w:numPr>
+          <w:ilvl w:val="0"/>
+          <w:numId w:val="1"/>
+        </w:numPr>
+        <w:bidi w:val="0"/>
+        <w:jc w:val="start"/>
+        <w:rPr/>
+      </w:pPr>
+      <w:r>
+        <w:rPr/>
+        <w:t>P:Jakie są największe zalety podejścia obiektowego w tym zadaniu?</w:t>
+        <w:br/>
+        <w:t>O:</w:t>
+      </w:r>
+    </w:p>
+    <w:p>
+      <w:pPr>
+        <w:pStyle w:val="Normal"/>
+        <w:numPr>
+          <w:ilvl w:val="0"/>
+          <w:numId w:val="1"/>
+        </w:numPr>
+        <w:bidi w:val="0"/>
+        <w:jc w:val="start"/>
+        <w:rPr/>
+      </w:pPr>
+      <w:r>
+        <w:rPr/>
+        <w:t>P:Jakie są ograniczenia podejścia obiektowego w tym zadaniu?</w:t>
+        <w:br/>
+        <w:t>O:</w:t>
       </w:r>
     </w:p>
     <w:sectPr>
@@ -20,9 +485,679 @@
       <w:pgNumType w:fmt="decimal"/>
       <w:formProt w:val="false"/>
       <w:textDirection w:val="lrTb"/>
+      <w:docGrid w:type="default" w:linePitch="100" w:charSpace="0"/>
     </w:sectPr>
   </w:body>
 </w:document>
+</file>
+
+<file path=word/numbering.xml><?xml version="1.0" encoding="utf-8"?>
+<w:numbering xmlns:w="http://schemas.openxmlformats.org/wordprocessingml/2006/main" xmlns:o="urn:schemas-microsoft-com:office:office" xmlns:r="http://schemas.openxmlformats.org/officeDocument/2006/relationships" xmlns:v="urn:schemas-microsoft-com:vml" xmlns:mc="http://schemas.openxmlformats.org/markup-compatibility/2006" xmlns:w14="http://schemas.microsoft.com/office/word/2010/wordml" mc:Ignorable="w14">
+  <w:abstractNum w:abstractNumId="1">
+    <w:lvl w:ilvl="0">
+      <w:start w:val="1"/>
+      <w:numFmt w:val="decimal"/>
+      <w:lvlText w:val="%1."/>
+      <w:lvlJc w:val="start"/>
+      <w:pPr>
+        <w:tabs>
+          <w:tab w:val="num" w:pos="720"/>
+        </w:tabs>
+        <w:ind w:start="720" w:hanging="360"/>
+      </w:pPr>
+      <w:rPr/>
+    </w:lvl>
+    <w:lvl w:ilvl="1">
+      <w:start w:val="1"/>
+      <w:numFmt w:val="decimal"/>
+      <w:lvlText w:val="%2."/>
+      <w:lvlJc w:val="start"/>
+      <w:pPr>
+        <w:tabs>
+          <w:tab w:val="num" w:pos="1080"/>
+        </w:tabs>
+        <w:ind w:start="1080" w:hanging="360"/>
+      </w:pPr>
+      <w:rPr/>
+    </w:lvl>
+    <w:lvl w:ilvl="2">
+      <w:start w:val="1"/>
+      <w:numFmt w:val="decimal"/>
+      <w:lvlText w:val="%3."/>
+      <w:lvlJc w:val="start"/>
+      <w:pPr>
+        <w:tabs>
+          <w:tab w:val="num" w:pos="1440"/>
+        </w:tabs>
+        <w:ind w:start="1440" w:hanging="360"/>
+      </w:pPr>
+      <w:rPr/>
+    </w:lvl>
+    <w:lvl w:ilvl="3">
+      <w:start w:val="1"/>
+      <w:numFmt w:val="decimal"/>
+      <w:lvlText w:val="%4."/>
+      <w:lvlJc w:val="start"/>
+      <w:pPr>
+        <w:tabs>
+          <w:tab w:val="num" w:pos="1800"/>
+        </w:tabs>
+        <w:ind w:start="1800" w:hanging="360"/>
+      </w:pPr>
+      <w:rPr/>
+    </w:lvl>
+    <w:lvl w:ilvl="4">
+      <w:start w:val="1"/>
+      <w:numFmt w:val="decimal"/>
+      <w:lvlText w:val="%5."/>
+      <w:lvlJc w:val="start"/>
+      <w:pPr>
+        <w:tabs>
+          <w:tab w:val="num" w:pos="2160"/>
+        </w:tabs>
+        <w:ind w:start="2160" w:hanging="360"/>
+      </w:pPr>
+      <w:rPr/>
+    </w:lvl>
+    <w:lvl w:ilvl="5">
+      <w:start w:val="1"/>
+      <w:numFmt w:val="decimal"/>
+      <w:lvlText w:val="%6."/>
+      <w:lvlJc w:val="start"/>
+      <w:pPr>
+        <w:tabs>
+          <w:tab w:val="num" w:pos="2520"/>
+        </w:tabs>
+        <w:ind w:start="2520" w:hanging="360"/>
+      </w:pPr>
+      <w:rPr/>
+    </w:lvl>
+    <w:lvl w:ilvl="6">
+      <w:start w:val="1"/>
+      <w:numFmt w:val="decimal"/>
+      <w:lvlText w:val="%7."/>
+      <w:lvlJc w:val="start"/>
+      <w:pPr>
+        <w:tabs>
+          <w:tab w:val="num" w:pos="2880"/>
+        </w:tabs>
+        <w:ind w:start="2880" w:hanging="360"/>
+      </w:pPr>
+      <w:rPr/>
+    </w:lvl>
+    <w:lvl w:ilvl="7">
+      <w:start w:val="1"/>
+      <w:numFmt w:val="decimal"/>
+      <w:lvlText w:val="%8."/>
+      <w:lvlJc w:val="start"/>
+      <w:pPr>
+        <w:tabs>
+          <w:tab w:val="num" w:pos="3240"/>
+        </w:tabs>
+        <w:ind w:start="3240" w:hanging="360"/>
+      </w:pPr>
+      <w:rPr/>
+    </w:lvl>
+    <w:lvl w:ilvl="8">
+      <w:start w:val="1"/>
+      <w:numFmt w:val="decimal"/>
+      <w:lvlText w:val="%9."/>
+      <w:lvlJc w:val="start"/>
+      <w:pPr>
+        <w:tabs>
+          <w:tab w:val="num" w:pos="3600"/>
+        </w:tabs>
+        <w:ind w:start="3600" w:hanging="360"/>
+      </w:pPr>
+      <w:rPr/>
+    </w:lvl>
+  </w:abstractNum>
+  <w:abstractNum w:abstractNumId="2">
+    <w:lvl w:ilvl="0">
+      <w:start w:val="1"/>
+      <w:numFmt w:val="bullet"/>
+      <w:lvlText w:val=""/>
+      <w:lvlJc w:val="start"/>
+      <w:pPr>
+        <w:tabs>
+          <w:tab w:val="num" w:pos="720"/>
+        </w:tabs>
+        <w:ind w:start="720" w:hanging="360"/>
+      </w:pPr>
+      <w:rPr>
+        <w:rFonts w:ascii="Symbol" w:hAnsi="Symbol" w:cs="Symbol" w:hint="default"/>
+      </w:rPr>
+    </w:lvl>
+    <w:lvl w:ilvl="1">
+      <w:start w:val="1"/>
+      <w:numFmt w:val="bullet"/>
+      <w:lvlText w:val="◦"/>
+      <w:lvlJc w:val="start"/>
+      <w:pPr>
+        <w:tabs>
+          <w:tab w:val="num" w:pos="1080"/>
+        </w:tabs>
+        <w:ind w:start="1080" w:hanging="360"/>
+      </w:pPr>
+      <w:rPr>
+        <w:rFonts w:ascii="OpenSymbol" w:hAnsi="OpenSymbol" w:cs="OpenSymbol" w:hint="default"/>
+      </w:rPr>
+    </w:lvl>
+    <w:lvl w:ilvl="2">
+      <w:start w:val="1"/>
+      <w:numFmt w:val="bullet"/>
+      <w:lvlText w:val="▪"/>
+      <w:lvlJc w:val="start"/>
+      <w:pPr>
+        <w:tabs>
+          <w:tab w:val="num" w:pos="1440"/>
+        </w:tabs>
+        <w:ind w:start="1440" w:hanging="360"/>
+      </w:pPr>
+      <w:rPr>
+        <w:rFonts w:ascii="OpenSymbol" w:hAnsi="OpenSymbol" w:cs="OpenSymbol" w:hint="default"/>
+      </w:rPr>
+    </w:lvl>
+    <w:lvl w:ilvl="3">
+      <w:start w:val="1"/>
+      <w:numFmt w:val="bullet"/>
+      <w:lvlText w:val=""/>
+      <w:lvlJc w:val="start"/>
+      <w:pPr>
+        <w:tabs>
+          <w:tab w:val="num" w:pos="1800"/>
+        </w:tabs>
+        <w:ind w:start="1800" w:hanging="360"/>
+      </w:pPr>
+      <w:rPr>
+        <w:rFonts w:ascii="Symbol" w:hAnsi="Symbol" w:cs="Symbol" w:hint="default"/>
+      </w:rPr>
+    </w:lvl>
+    <w:lvl w:ilvl="4">
+      <w:start w:val="1"/>
+      <w:numFmt w:val="bullet"/>
+      <w:lvlText w:val="◦"/>
+      <w:lvlJc w:val="start"/>
+      <w:pPr>
+        <w:tabs>
+          <w:tab w:val="num" w:pos="2160"/>
+        </w:tabs>
+        <w:ind w:start="2160" w:hanging="360"/>
+      </w:pPr>
+      <w:rPr>
+        <w:rFonts w:ascii="OpenSymbol" w:hAnsi="OpenSymbol" w:cs="OpenSymbol" w:hint="default"/>
+      </w:rPr>
+    </w:lvl>
+    <w:lvl w:ilvl="5">
+      <w:start w:val="1"/>
+      <w:numFmt w:val="bullet"/>
+      <w:lvlText w:val="▪"/>
+      <w:lvlJc w:val="start"/>
+      <w:pPr>
+        <w:tabs>
+          <w:tab w:val="num" w:pos="2520"/>
+        </w:tabs>
+        <w:ind w:start="2520" w:hanging="360"/>
+      </w:pPr>
+      <w:rPr>
+        <w:rFonts w:ascii="OpenSymbol" w:hAnsi="OpenSymbol" w:cs="OpenSymbol" w:hint="default"/>
+      </w:rPr>
+    </w:lvl>
+    <w:lvl w:ilvl="6">
+      <w:start w:val="1"/>
+      <w:numFmt w:val="bullet"/>
+      <w:lvlText w:val=""/>
+      <w:lvlJc w:val="start"/>
+      <w:pPr>
+        <w:tabs>
+          <w:tab w:val="num" w:pos="2880"/>
+        </w:tabs>
+        <w:ind w:start="2880" w:hanging="360"/>
+      </w:pPr>
+      <w:rPr>
+        <w:rFonts w:ascii="Symbol" w:hAnsi="Symbol" w:cs="Symbol" w:hint="default"/>
+      </w:rPr>
+    </w:lvl>
+    <w:lvl w:ilvl="7">
+      <w:start w:val="1"/>
+      <w:numFmt w:val="bullet"/>
+      <w:lvlText w:val="◦"/>
+      <w:lvlJc w:val="start"/>
+      <w:pPr>
+        <w:tabs>
+          <w:tab w:val="num" w:pos="3240"/>
+        </w:tabs>
+        <w:ind w:start="3240" w:hanging="360"/>
+      </w:pPr>
+      <w:rPr>
+        <w:rFonts w:ascii="OpenSymbol" w:hAnsi="OpenSymbol" w:cs="OpenSymbol" w:hint="default"/>
+      </w:rPr>
+    </w:lvl>
+    <w:lvl w:ilvl="8">
+      <w:start w:val="1"/>
+      <w:numFmt w:val="bullet"/>
+      <w:lvlText w:val="▪"/>
+      <w:lvlJc w:val="start"/>
+      <w:pPr>
+        <w:tabs>
+          <w:tab w:val="num" w:pos="3600"/>
+        </w:tabs>
+        <w:ind w:start="3600" w:hanging="360"/>
+      </w:pPr>
+      <w:rPr>
+        <w:rFonts w:ascii="OpenSymbol" w:hAnsi="OpenSymbol" w:cs="OpenSymbol" w:hint="default"/>
+      </w:rPr>
+    </w:lvl>
+  </w:abstractNum>
+  <w:abstractNum w:abstractNumId="3">
+    <w:lvl w:ilvl="0">
+      <w:start w:val="1"/>
+      <w:numFmt w:val="bullet"/>
+      <w:lvlText w:val=""/>
+      <w:lvlJc w:val="start"/>
+      <w:pPr>
+        <w:tabs>
+          <w:tab w:val="num" w:pos="720"/>
+        </w:tabs>
+        <w:ind w:start="720" w:hanging="360"/>
+      </w:pPr>
+      <w:rPr>
+        <w:rFonts w:ascii="Symbol" w:hAnsi="Symbol" w:cs="Symbol" w:hint="default"/>
+      </w:rPr>
+    </w:lvl>
+    <w:lvl w:ilvl="1">
+      <w:start w:val="1"/>
+      <w:numFmt w:val="bullet"/>
+      <w:lvlText w:val="◦"/>
+      <w:lvlJc w:val="start"/>
+      <w:pPr>
+        <w:tabs>
+          <w:tab w:val="num" w:pos="1080"/>
+        </w:tabs>
+        <w:ind w:start="1080" w:hanging="360"/>
+      </w:pPr>
+      <w:rPr>
+        <w:rFonts w:ascii="OpenSymbol" w:hAnsi="OpenSymbol" w:cs="OpenSymbol" w:hint="default"/>
+      </w:rPr>
+    </w:lvl>
+    <w:lvl w:ilvl="2">
+      <w:start w:val="1"/>
+      <w:numFmt w:val="bullet"/>
+      <w:lvlText w:val="▪"/>
+      <w:lvlJc w:val="start"/>
+      <w:pPr>
+        <w:tabs>
+          <w:tab w:val="num" w:pos="1440"/>
+        </w:tabs>
+        <w:ind w:start="1440" w:hanging="360"/>
+      </w:pPr>
+      <w:rPr>
+        <w:rFonts w:ascii="OpenSymbol" w:hAnsi="OpenSymbol" w:cs="OpenSymbol" w:hint="default"/>
+      </w:rPr>
+    </w:lvl>
+    <w:lvl w:ilvl="3">
+      <w:start w:val="1"/>
+      <w:numFmt w:val="bullet"/>
+      <w:lvlText w:val=""/>
+      <w:lvlJc w:val="start"/>
+      <w:pPr>
+        <w:tabs>
+          <w:tab w:val="num" w:pos="1800"/>
+        </w:tabs>
+        <w:ind w:start="1800" w:hanging="360"/>
+      </w:pPr>
+      <w:rPr>
+        <w:rFonts w:ascii="Symbol" w:hAnsi="Symbol" w:cs="Symbol" w:hint="default"/>
+      </w:rPr>
+    </w:lvl>
+    <w:lvl w:ilvl="4">
+      <w:start w:val="1"/>
+      <w:numFmt w:val="bullet"/>
+      <w:lvlText w:val="◦"/>
+      <w:lvlJc w:val="start"/>
+      <w:pPr>
+        <w:tabs>
+          <w:tab w:val="num" w:pos="2160"/>
+        </w:tabs>
+        <w:ind w:start="2160" w:hanging="360"/>
+      </w:pPr>
+      <w:rPr>
+        <w:rFonts w:ascii="OpenSymbol" w:hAnsi="OpenSymbol" w:cs="OpenSymbol" w:hint="default"/>
+      </w:rPr>
+    </w:lvl>
+    <w:lvl w:ilvl="5">
+      <w:start w:val="1"/>
+      <w:numFmt w:val="bullet"/>
+      <w:lvlText w:val=""/>
+      <w:lvlJc w:val="start"/>
+      <w:pPr>
+        <w:tabs>
+          <w:tab w:val="num" w:pos="2520"/>
+        </w:tabs>
+        <w:ind w:start="2520" w:hanging="360"/>
+      </w:pPr>
+      <w:rPr>
+        <w:rFonts w:ascii="MT Extra" w:hAnsi="MT Extra" w:cs="MT Extra" w:hint="default"/>
+      </w:rPr>
+    </w:lvl>
+    <w:lvl w:ilvl="6">
+      <w:start w:val="1"/>
+      <w:numFmt w:val="bullet"/>
+      <w:lvlText w:val=""/>
+      <w:lvlJc w:val="start"/>
+      <w:pPr>
+        <w:tabs>
+          <w:tab w:val="num" w:pos="2880"/>
+        </w:tabs>
+        <w:ind w:start="2880" w:hanging="360"/>
+      </w:pPr>
+      <w:rPr>
+        <w:rFonts w:ascii="Symbol" w:hAnsi="Symbol" w:cs="Symbol" w:hint="default"/>
+      </w:rPr>
+    </w:lvl>
+    <w:lvl w:ilvl="7">
+      <w:start w:val="1"/>
+      <w:numFmt w:val="bullet"/>
+      <w:lvlText w:val="◦"/>
+      <w:lvlJc w:val="start"/>
+      <w:pPr>
+        <w:tabs>
+          <w:tab w:val="num" w:pos="3240"/>
+        </w:tabs>
+        <w:ind w:start="3240" w:hanging="360"/>
+      </w:pPr>
+      <w:rPr>
+        <w:rFonts w:ascii="OpenSymbol" w:hAnsi="OpenSymbol" w:cs="OpenSymbol" w:hint="default"/>
+      </w:rPr>
+    </w:lvl>
+    <w:lvl w:ilvl="8">
+      <w:start w:val="1"/>
+      <w:numFmt w:val="bullet"/>
+      <w:lvlText w:val="▪"/>
+      <w:lvlJc w:val="start"/>
+      <w:pPr>
+        <w:tabs>
+          <w:tab w:val="num" w:pos="3600"/>
+        </w:tabs>
+        <w:ind w:start="3600" w:hanging="360"/>
+      </w:pPr>
+      <w:rPr>
+        <w:rFonts w:ascii="OpenSymbol" w:hAnsi="OpenSymbol" w:cs="OpenSymbol" w:hint="default"/>
+      </w:rPr>
+    </w:lvl>
+  </w:abstractNum>
+  <w:abstractNum w:abstractNumId="4">
+    <w:lvl w:ilvl="0">
+      <w:start w:val="1"/>
+      <w:numFmt w:val="bullet"/>
+      <w:lvlText w:val=""/>
+      <w:lvlJc w:val="start"/>
+      <w:pPr>
+        <w:tabs>
+          <w:tab w:val="num" w:pos="1429"/>
+        </w:tabs>
+        <w:ind w:start="1429" w:hanging="360"/>
+      </w:pPr>
+      <w:rPr>
+        <w:rFonts w:ascii="Symbol" w:hAnsi="Symbol" w:cs="Symbol" w:hint="default"/>
+      </w:rPr>
+    </w:lvl>
+    <w:lvl w:ilvl="1">
+      <w:start w:val="1"/>
+      <w:numFmt w:val="bullet"/>
+      <w:lvlText w:val="◦"/>
+      <w:lvlJc w:val="start"/>
+      <w:pPr>
+        <w:tabs>
+          <w:tab w:val="num" w:pos="1789"/>
+        </w:tabs>
+        <w:ind w:start="1789" w:hanging="360"/>
+      </w:pPr>
+      <w:rPr>
+        <w:rFonts w:ascii="OpenSymbol" w:hAnsi="OpenSymbol" w:cs="OpenSymbol" w:hint="default"/>
+      </w:rPr>
+    </w:lvl>
+    <w:lvl w:ilvl="2">
+      <w:start w:val="1"/>
+      <w:numFmt w:val="bullet"/>
+      <w:lvlText w:val="▪"/>
+      <w:lvlJc w:val="start"/>
+      <w:pPr>
+        <w:tabs>
+          <w:tab w:val="num" w:pos="2149"/>
+        </w:tabs>
+        <w:ind w:start="2149" w:hanging="360"/>
+      </w:pPr>
+      <w:rPr>
+        <w:rFonts w:ascii="OpenSymbol" w:hAnsi="OpenSymbol" w:cs="OpenSymbol" w:hint="default"/>
+      </w:rPr>
+    </w:lvl>
+    <w:lvl w:ilvl="3">
+      <w:start w:val="1"/>
+      <w:numFmt w:val="bullet"/>
+      <w:lvlText w:val=""/>
+      <w:lvlJc w:val="start"/>
+      <w:pPr>
+        <w:tabs>
+          <w:tab w:val="num" w:pos="2509"/>
+        </w:tabs>
+        <w:ind w:start="2509" w:hanging="360"/>
+      </w:pPr>
+      <w:rPr>
+        <w:rFonts w:ascii="MT Extra" w:hAnsi="MT Extra" w:cs="MT Extra" w:hint="default"/>
+      </w:rPr>
+    </w:lvl>
+    <w:lvl w:ilvl="4">
+      <w:start w:val="1"/>
+      <w:numFmt w:val="bullet"/>
+      <w:lvlText w:val="◦"/>
+      <w:lvlJc w:val="start"/>
+      <w:pPr>
+        <w:tabs>
+          <w:tab w:val="num" w:pos="2869"/>
+        </w:tabs>
+        <w:ind w:start="2869" w:hanging="360"/>
+      </w:pPr>
+      <w:rPr>
+        <w:rFonts w:ascii="OpenSymbol" w:hAnsi="OpenSymbol" w:cs="OpenSymbol" w:hint="default"/>
+      </w:rPr>
+    </w:lvl>
+    <w:lvl w:ilvl="5">
+      <w:start w:val="1"/>
+      <w:numFmt w:val="bullet"/>
+      <w:lvlText w:val="▪"/>
+      <w:lvlJc w:val="start"/>
+      <w:pPr>
+        <w:tabs>
+          <w:tab w:val="num" w:pos="3229"/>
+        </w:tabs>
+        <w:ind w:start="3229" w:hanging="360"/>
+      </w:pPr>
+      <w:rPr>
+        <w:rFonts w:ascii="OpenSymbol" w:hAnsi="OpenSymbol" w:cs="OpenSymbol" w:hint="default"/>
+      </w:rPr>
+    </w:lvl>
+    <w:lvl w:ilvl="6">
+      <w:start w:val="1"/>
+      <w:numFmt w:val="bullet"/>
+      <w:lvlText w:val=""/>
+      <w:lvlJc w:val="start"/>
+      <w:pPr>
+        <w:tabs>
+          <w:tab w:val="num" w:pos="3589"/>
+        </w:tabs>
+        <w:ind w:start="3589" w:hanging="360"/>
+      </w:pPr>
+      <w:rPr>
+        <w:rFonts w:ascii="Symbol" w:hAnsi="Symbol" w:cs="Symbol" w:hint="default"/>
+      </w:rPr>
+    </w:lvl>
+    <w:lvl w:ilvl="7">
+      <w:start w:val="1"/>
+      <w:numFmt w:val="bullet"/>
+      <w:lvlText w:val="◦"/>
+      <w:lvlJc w:val="start"/>
+      <w:pPr>
+        <w:tabs>
+          <w:tab w:val="num" w:pos="3949"/>
+        </w:tabs>
+        <w:ind w:start="3949" w:hanging="360"/>
+      </w:pPr>
+      <w:rPr>
+        <w:rFonts w:ascii="OpenSymbol" w:hAnsi="OpenSymbol" w:cs="OpenSymbol" w:hint="default"/>
+      </w:rPr>
+    </w:lvl>
+    <w:lvl w:ilvl="8">
+      <w:start w:val="1"/>
+      <w:numFmt w:val="bullet"/>
+      <w:lvlText w:val="▪"/>
+      <w:lvlJc w:val="start"/>
+      <w:pPr>
+        <w:tabs>
+          <w:tab w:val="num" w:pos="4309"/>
+        </w:tabs>
+        <w:ind w:start="4309" w:hanging="360"/>
+      </w:pPr>
+      <w:rPr>
+        <w:rFonts w:ascii="OpenSymbol" w:hAnsi="OpenSymbol" w:cs="OpenSymbol" w:hint="default"/>
+      </w:rPr>
+    </w:lvl>
+  </w:abstractNum>
+  <w:abstractNum w:abstractNumId="5">
+    <w:lvl w:ilvl="0">
+      <w:start w:val="1"/>
+      <w:numFmt w:val="none"/>
+      <w:suff w:val="nothing"/>
+      <w:lvlText w:val=""/>
+      <w:lvlJc w:val="start"/>
+      <w:pPr>
+        <w:tabs>
+          <w:tab w:val="num" w:pos="0"/>
+        </w:tabs>
+        <w:ind w:start="0" w:hanging="0"/>
+      </w:pPr>
+    </w:lvl>
+    <w:lvl w:ilvl="1">
+      <w:start w:val="1"/>
+      <w:numFmt w:val="none"/>
+      <w:suff w:val="nothing"/>
+      <w:lvlText w:val=""/>
+      <w:lvlJc w:val="start"/>
+      <w:pPr>
+        <w:tabs>
+          <w:tab w:val="num" w:pos="0"/>
+        </w:tabs>
+        <w:ind w:start="0" w:hanging="0"/>
+      </w:pPr>
+    </w:lvl>
+    <w:lvl w:ilvl="2">
+      <w:start w:val="1"/>
+      <w:numFmt w:val="none"/>
+      <w:suff w:val="nothing"/>
+      <w:lvlText w:val=""/>
+      <w:lvlJc w:val="start"/>
+      <w:pPr>
+        <w:tabs>
+          <w:tab w:val="num" w:pos="0"/>
+        </w:tabs>
+        <w:ind w:start="0" w:hanging="0"/>
+      </w:pPr>
+    </w:lvl>
+    <w:lvl w:ilvl="3">
+      <w:start w:val="1"/>
+      <w:numFmt w:val="none"/>
+      <w:suff w:val="nothing"/>
+      <w:lvlText w:val=""/>
+      <w:lvlJc w:val="start"/>
+      <w:pPr>
+        <w:tabs>
+          <w:tab w:val="num" w:pos="0"/>
+        </w:tabs>
+        <w:ind w:start="0" w:hanging="0"/>
+      </w:pPr>
+    </w:lvl>
+    <w:lvl w:ilvl="4">
+      <w:start w:val="1"/>
+      <w:numFmt w:val="none"/>
+      <w:suff w:val="nothing"/>
+      <w:lvlText w:val=""/>
+      <w:lvlJc w:val="start"/>
+      <w:pPr>
+        <w:tabs>
+          <w:tab w:val="num" w:pos="0"/>
+        </w:tabs>
+        <w:ind w:start="0" w:hanging="0"/>
+      </w:pPr>
+    </w:lvl>
+    <w:lvl w:ilvl="5">
+      <w:start w:val="1"/>
+      <w:numFmt w:val="none"/>
+      <w:suff w:val="nothing"/>
+      <w:lvlText w:val=""/>
+      <w:lvlJc w:val="start"/>
+      <w:pPr>
+        <w:tabs>
+          <w:tab w:val="num" w:pos="0"/>
+        </w:tabs>
+        <w:ind w:start="0" w:hanging="0"/>
+      </w:pPr>
+    </w:lvl>
+    <w:lvl w:ilvl="6">
+      <w:start w:val="1"/>
+      <w:numFmt w:val="none"/>
+      <w:suff w:val="nothing"/>
+      <w:lvlText w:val=""/>
+      <w:lvlJc w:val="start"/>
+      <w:pPr>
+        <w:tabs>
+          <w:tab w:val="num" w:pos="0"/>
+        </w:tabs>
+        <w:ind w:start="0" w:hanging="0"/>
+      </w:pPr>
+    </w:lvl>
+    <w:lvl w:ilvl="7">
+      <w:start w:val="1"/>
+      <w:numFmt w:val="none"/>
+      <w:suff w:val="nothing"/>
+      <w:lvlText w:val=""/>
+      <w:lvlJc w:val="start"/>
+      <w:pPr>
+        <w:tabs>
+          <w:tab w:val="num" w:pos="0"/>
+        </w:tabs>
+        <w:ind w:start="0" w:hanging="0"/>
+      </w:pPr>
+    </w:lvl>
+    <w:lvl w:ilvl="8">
+      <w:start w:val="1"/>
+      <w:numFmt w:val="none"/>
+      <w:suff w:val="nothing"/>
+      <w:lvlText w:val=""/>
+      <w:lvlJc w:val="start"/>
+      <w:pPr>
+        <w:tabs>
+          <w:tab w:val="num" w:pos="0"/>
+        </w:tabs>
+        <w:ind w:start="0" w:hanging="0"/>
+      </w:pPr>
+    </w:lvl>
+  </w:abstractNum>
+  <w:num w:numId="1">
+    <w:abstractNumId w:val="1"/>
+  </w:num>
+  <w:num w:numId="2">
+    <w:abstractNumId w:val="2"/>
+  </w:num>
+  <w:num w:numId="3">
+    <w:abstractNumId w:val="3"/>
+  </w:num>
+  <w:num w:numId="4">
+    <w:abstractNumId w:val="4"/>
+  </w:num>
+  <w:num w:numId="5">
+    <w:abstractNumId w:val="5"/>
+  </w:num>
+</w:numbering>
 </file>
 
 <file path=word/styles.xml><?xml version="1.0" encoding="utf-8"?>
@@ -39,7 +1174,6 @@
     </w:rPrDefault>
     <w:pPrDefault>
       <w:pPr>
-        <w:widowControl/>
         <w:suppressAutoHyphens w:val="true"/>
       </w:pPr>
     </w:pPrDefault>
@@ -49,7 +1183,10 @@
     <w:qFormat/>
     <w:pPr>
       <w:widowControl/>
+      <w:suppressAutoHyphens w:val="true"/>
       <w:bidi w:val="0"/>
+      <w:spacing w:before="0" w:after="0"/>
+      <w:jc w:val="start"/>
     </w:pPr>
     <w:rPr>
       <w:rFonts w:ascii="Liberation Serif" w:hAnsi="Liberation Serif" w:eastAsia="Noto Serif CJK SC" w:cs="Noto Sans Devanagari"/>
@@ -58,6 +1195,18 @@
       <w:sz w:val="24"/>
       <w:szCs w:val="24"/>
       <w:lang w:val="en-US" w:eastAsia="zh-CN" w:bidi="hi-IN"/>
+    </w:rPr>
+  </w:style>
+  <w:style w:type="character" w:styleId="NumberingSymbols">
+    <w:name w:val="Numbering Symbols"/>
+    <w:qFormat/>
+    <w:rPr/>
+  </w:style>
+  <w:style w:type="character" w:styleId="Bullets">
+    <w:name w:val="Bullets"/>
+    <w:qFormat/>
+    <w:rPr>
+      <w:rFonts w:ascii="OpenSymbol" w:hAnsi="OpenSymbol" w:eastAsia="OpenSymbol" w:cs="OpenSymbol"/>
     </w:rPr>
   </w:style>
   <w:style w:type="paragraph" w:styleId="Heading">

--- a/cpp/Paradygmaty_programowania/Zadania/Lab07/Sprawozdanie.docx
+++ b/cpp/Paradygmaty_programowania/Zadania/Lab07/Sprawozdanie.docx
@@ -10,6 +10,7 @@
           <w:numId w:val="1"/>
         </w:numPr>
         <w:bidi w:val="0"/>
+        <w:spacing w:lineRule="auto" w:line="276"/>
         <w:jc w:val="start"/>
         <w:rPr/>
       </w:pPr>
@@ -34,6 +35,7 @@
           <w:numId w:val="0"/>
         </w:numPr>
         <w:bidi w:val="0"/>
+        <w:spacing w:lineRule="auto" w:line="276"/>
         <w:ind w:hanging="0" w:start="720"/>
         <w:jc w:val="start"/>
         <w:rPr/>
@@ -51,6 +53,7 @@
           <w:numId w:val="2"/>
         </w:numPr>
         <w:bidi w:val="0"/>
+        <w:spacing w:lineRule="auto" w:line="276"/>
         <w:jc w:val="start"/>
         <w:rPr/>
       </w:pPr>
@@ -67,6 +70,7 @@
           <w:numId w:val="2"/>
         </w:numPr>
         <w:bidi w:val="0"/>
+        <w:spacing w:lineRule="auto" w:line="276"/>
         <w:jc w:val="start"/>
         <w:rPr/>
       </w:pPr>
@@ -83,6 +87,7 @@
           <w:numId w:val="2"/>
         </w:numPr>
         <w:bidi w:val="0"/>
+        <w:spacing w:lineRule="auto" w:line="276"/>
         <w:jc w:val="start"/>
         <w:rPr/>
       </w:pPr>
@@ -99,6 +104,7 @@
           <w:numId w:val="1"/>
         </w:numPr>
         <w:bidi w:val="0"/>
+        <w:spacing w:lineRule="auto" w:line="276"/>
         <w:jc w:val="start"/>
         <w:rPr/>
       </w:pPr>
@@ -123,6 +129,7 @@
           <w:numId w:val="0"/>
         </w:numPr>
         <w:bidi w:val="0"/>
+        <w:spacing w:lineRule="auto" w:line="276"/>
         <w:ind w:hanging="0" w:start="1080"/>
         <w:jc w:val="start"/>
         <w:rPr/>
@@ -140,6 +147,7 @@
           <w:numId w:val="3"/>
         </w:numPr>
         <w:bidi w:val="0"/>
+        <w:spacing w:lineRule="auto" w:line="276"/>
         <w:jc w:val="start"/>
         <w:rPr/>
       </w:pPr>
@@ -156,6 +164,7 @@
           <w:numId w:val="3"/>
         </w:numPr>
         <w:bidi w:val="0"/>
+        <w:spacing w:lineRule="auto" w:line="276"/>
         <w:jc w:val="start"/>
         <w:rPr/>
       </w:pPr>
@@ -172,6 +181,7 @@
           <w:numId w:val="3"/>
         </w:numPr>
         <w:bidi w:val="0"/>
+        <w:spacing w:lineRule="auto" w:line="276"/>
         <w:jc w:val="start"/>
         <w:rPr/>
       </w:pPr>
@@ -188,6 +198,7 @@
           <w:numId w:val="3"/>
         </w:numPr>
         <w:bidi w:val="0"/>
+        <w:spacing w:lineRule="auto" w:line="276"/>
         <w:jc w:val="start"/>
         <w:rPr/>
       </w:pPr>
@@ -200,6 +211,7 @@
       <w:pPr>
         <w:pStyle w:val="Normal"/>
         <w:bidi w:val="0"/>
+        <w:spacing w:lineRule="auto" w:line="276"/>
         <w:jc w:val="start"/>
         <w:rPr/>
       </w:pPr>
@@ -217,6 +229,7 @@
           <w:numId w:val="4"/>
         </w:numPr>
         <w:bidi w:val="0"/>
+        <w:spacing w:lineRule="auto" w:line="276"/>
         <w:jc w:val="start"/>
         <w:rPr/>
       </w:pPr>
@@ -233,6 +246,7 @@
           <w:numId w:val="4"/>
         </w:numPr>
         <w:bidi w:val="0"/>
+        <w:spacing w:lineRule="auto" w:line="276"/>
         <w:jc w:val="start"/>
         <w:rPr/>
       </w:pPr>
@@ -256,6 +270,7 @@
           <w:numId w:val="1"/>
         </w:numPr>
         <w:bidi w:val="0"/>
+        <w:spacing w:lineRule="auto" w:line="276"/>
         <w:jc w:val="start"/>
         <w:rPr/>
       </w:pPr>
@@ -274,6 +289,7 @@
           <w:numId w:val="0"/>
         </w:numPr>
         <w:bidi w:val="0"/>
+        <w:spacing w:lineRule="auto" w:line="276"/>
         <w:ind w:hanging="0" w:start="720"/>
         <w:jc w:val="start"/>
         <w:rPr/>
@@ -291,6 +307,7 @@
           <w:numId w:val="1"/>
         </w:numPr>
         <w:bidi w:val="0"/>
+        <w:spacing w:lineRule="auto" w:line="276"/>
         <w:jc w:val="start"/>
         <w:rPr/>
       </w:pPr>
@@ -300,6 +317,10 @@
         <w:br/>
         <w:t>O:</w:t>
       </w:r>
+      <w:r>
+        <w:rPr/>
+        <w:t xml:space="preserve">Zastosowano walidacje danych (np. If(pensja&lt;0)) oraz kontrole wejscia w funkcji main, która sprawdza poprawność strumienia std::cin oraz zakresy wartości przed samym utworzeniem obiektu. </w:t>
+      </w:r>
     </w:p>
     <w:p>
       <w:pPr>
@@ -309,6 +330,7 @@
           <w:numId w:val="1"/>
         </w:numPr>
         <w:bidi w:val="0"/>
+        <w:spacing w:lineRule="auto" w:line="276"/>
         <w:jc w:val="start"/>
         <w:rPr/>
       </w:pPr>
@@ -325,6 +347,7 @@
           <w:numId w:val="0"/>
         </w:numPr>
         <w:bidi w:val="0"/>
+        <w:spacing w:lineRule="auto" w:line="276"/>
         <w:ind w:hanging="0" w:start="720"/>
         <w:jc w:val="start"/>
         <w:rPr/>
@@ -333,6 +356,10 @@
         <w:rPr/>
         <w:t>O:</w:t>
       </w:r>
+      <w:r>
+        <w:rPr/>
+        <w:t>Polega ona na odzieleniu interfejsu(metody publiczne) od implementacji I danych(pola prywatne). Użytkownik klasy korzysta z gotowych metod, nie mając wzglądu ani możliwości bezpośredniego zepsucia wewnętrznej struktury danych obiektu.</w:t>
+      </w:r>
     </w:p>
     <w:p>
       <w:pPr>
@@ -342,6 +369,7 @@
           <w:numId w:val="1"/>
         </w:numPr>
         <w:bidi w:val="0"/>
+        <w:spacing w:lineRule="auto" w:line="276"/>
         <w:jc w:val="start"/>
         <w:rPr/>
       </w:pPr>
@@ -351,6 +379,10 @@
         <w:br/>
         <w:t>O:</w:t>
       </w:r>
+      <w:r>
+        <w:rPr/>
+        <w:t xml:space="preserve">Odziedziczone zostały wszystkie pola prywante(dostępne poprzez metody oraz konstruktor bazy) oraz deklarację metod wirtualnych jak obliczPensje() I wyswietl().  </w:t>
+      </w:r>
     </w:p>
     <w:p>
       <w:pPr>
@@ -360,6 +392,7 @@
           <w:numId w:val="1"/>
         </w:numPr>
         <w:bidi w:val="0"/>
+        <w:spacing w:lineRule="auto" w:line="276"/>
         <w:jc w:val="start"/>
         <w:rPr/>
       </w:pPr>
@@ -369,6 +402,14 @@
         <w:br/>
         <w:t>O:</w:t>
       </w:r>
+      <w:r>
+        <w:rPr/>
+        <w:t>Pozwoliło na uniknięcie po</w:t>
+      </w:r>
+      <w:r>
+        <w:rPr/>
+        <w:t>wtarzania kodu dla pól wspólnych oraz umożliwiło stworzenie polimorficznego kontenera std::vector&lt;Pracownik*&gt;, który może zarządzać różnymi typami pracowników w sposób jednolity</w:t>
+      </w:r>
     </w:p>
     <w:p>
       <w:pPr>
@@ -378,6 +419,7 @@
           <w:numId w:val="1"/>
         </w:numPr>
         <w:bidi w:val="0"/>
+        <w:spacing w:lineRule="auto" w:line="276"/>
         <w:jc w:val="start"/>
         <w:rPr/>
       </w:pPr>
@@ -387,6 +429,10 @@
         <w:br/>
         <w:t>O:</w:t>
       </w:r>
+      <w:r>
+        <w:rPr/>
+        <w:t>Tak, wtedy byłaby po prostu jedna klasa z polem enum w celu wyboru typu pracownika oraz wymagana byłaby dodatkowa insturkcja switch do kazdej metody I niepotrzebne marnowanie pamięci na nieużywane pola dla danego typu umowy. Skalowalność takiego rozwiązania na dłuższą metę byłaby by bardzo niska</w:t>
+      </w:r>
     </w:p>
     <w:p>
       <w:pPr>
@@ -396,6 +442,7 @@
           <w:numId w:val="1"/>
         </w:numPr>
         <w:bidi w:val="0"/>
+        <w:spacing w:lineRule="auto" w:line="276"/>
         <w:jc w:val="start"/>
         <w:rPr/>
       </w:pPr>
@@ -405,6 +452,10 @@
         <w:br/>
         <w:t>O:</w:t>
       </w:r>
+      <w:r>
+        <w:rPr/>
+        <w:t>Metody, które zostały zadeklarowane jako wirtualne to np. Destruktor(dla bezpiecznego usuwania0, obliczPensje() oraz wyswietl(). Pozwala to na wywołanie właściwej wersji metody w zależności od typu obiektu wywołanej przez wskaźnik klasy bazowej</w:t>
+      </w:r>
     </w:p>
     <w:p>
       <w:pPr>
@@ -414,6 +465,7 @@
           <w:numId w:val="1"/>
         </w:numPr>
         <w:bidi w:val="0"/>
+        <w:spacing w:lineRule="auto" w:line="276"/>
         <w:jc w:val="start"/>
         <w:rPr/>
       </w:pPr>
@@ -423,6 +475,10 @@
         <w:br/>
         <w:t>O:</w:t>
       </w:r>
+      <w:r>
+        <w:rPr/>
+        <w:t>W pętli przechodzącej przez wektor wskaźników Pracownik* . Program dopiero w czasie wykonywanie rozstrzyga, czy pod wskaźnikiem kryje się etatowiec, godzinowiec. Uruchamia odpowiednią logikę obliczeń.</w:t>
+      </w:r>
     </w:p>
     <w:p>
       <w:pPr>
@@ -432,6 +488,7 @@
           <w:numId w:val="1"/>
         </w:numPr>
         <w:bidi w:val="0"/>
+        <w:spacing w:lineRule="auto" w:line="276"/>
         <w:jc w:val="start"/>
         <w:rPr/>
       </w:pPr>
@@ -441,6 +498,10 @@
         <w:br/>
         <w:t>O:</w:t>
       </w:r>
+      <w:r>
+        <w:rPr/>
+        <w:t>Kompilator zastosuje wczesne wiązanie I wywoła wiązanie z metodą bazową. Ponieważ w tym projekcie jest ona czysto wirtualna, brak słowa virtual( I implementacji) uniemożliwiłoby kompilacje oraz wywołanie poprawnej logiki.</w:t>
+      </w:r>
     </w:p>
     <w:p>
       <w:pPr>
@@ -450,6 +511,7 @@
           <w:numId w:val="1"/>
         </w:numPr>
         <w:bidi w:val="0"/>
+        <w:spacing w:lineRule="auto" w:line="276"/>
         <w:jc w:val="start"/>
         <w:rPr/>
       </w:pPr>
@@ -457,7 +519,11 @@
         <w:rPr/>
         <w:t>P:Jakie są największe zalety podejścia obiektowego w tym zadaniu?</w:t>
         <w:br/>
-        <w:t>O:</w:t>
+        <w:t xml:space="preserve">O: </w:t>
+      </w:r>
+      <w:r>
+        <w:rPr/>
+        <w:t>Łatwa rozszerzalność, dodanie nowego pracownika wymaga dodania dodatkowej klasy, zamiast modyfikacji logiki działania programu czy klasy bazowej</w:t>
       </w:r>
     </w:p>
     <w:p>
@@ -468,6 +534,7 @@
           <w:numId w:val="1"/>
         </w:numPr>
         <w:bidi w:val="0"/>
+        <w:spacing w:lineRule="auto" w:line="276"/>
         <w:jc w:val="start"/>
         <w:rPr/>
       </w:pPr>
@@ -475,7 +542,33 @@
         <w:rPr/>
         <w:t>P:Jakie są ograniczenia podejścia obiektowego w tym zadaniu?</w:t>
         <w:br/>
-        <w:t>O:</w:t>
+        <w:t xml:space="preserve">O: </w:t>
+      </w:r>
+      <w:r>
+        <w:rPr/>
+        <w:t xml:space="preserve">Należy do nich konieczność ręćznego zarządzania pamięcią w przypadku </w:t>
+      </w:r>
+      <w:r>
+        <w:rPr>
+          <w:b/>
+          <w:bCs/>
+        </w:rPr>
+        <w:t>new</w:t>
+      </w:r>
+      <w:r>
+        <w:rPr/>
+        <w:t xml:space="preserve"> I </w:t>
+      </w:r>
+      <w:r>
+        <w:rPr>
+          <w:b/>
+          <w:bCs/>
+        </w:rPr>
+        <w:t>delete</w:t>
+      </w:r>
+      <w:r>
+        <w:rPr/>
+        <w:t xml:space="preserve">  oraz minimalny narzut na tablicę metod wirtualnych </w:t>
       </w:r>
     </w:p>
     <w:sectPr>
@@ -1202,8 +1295,8 @@
     <w:qFormat/>
     <w:rPr/>
   </w:style>
-  <w:style w:type="character" w:styleId="Bullets">
-    <w:name w:val="Bullets"/>
+  <w:style w:type="character" w:styleId="Bulletsuser">
+    <w:name w:val="Bullets (user)"/>
     <w:qFormat/>
     <w:rPr>
       <w:rFonts w:ascii="OpenSymbol" w:hAnsi="OpenSymbol" w:eastAsia="OpenSymbol" w:cs="OpenSymbol"/>
